--- a/docs/DEPURACIÓN RICARDO.docx
+++ b/docs/DEPURACIÓN RICARDO.docx
@@ -77,15 +77,7 @@
       </w:r>
       <w:proofErr w:type="spellEnd"/>
       <w:r>
-        <w:t xml:space="preserve"> en </w:t>
-      </w:r>
-      <w:proofErr w:type="gramStart"/>
-      <w:r>
-        <w:t>las búsqueda</w:t>
-      </w:r>
-      <w:proofErr w:type="gramEnd"/>
-      <w:r>
-        <w:t>. ?</w:t>
+        <w:t xml:space="preserve"> en las búsqueda. ?</w:t>
       </w:r>
     </w:p>
     <w:p>
@@ -127,6 +119,16 @@
       <w:r>
         <w:t>, porque al pulsarlo da error.</w:t>
       </w:r>
+      <w:r>
+        <w:t xml:space="preserve"> </w:t>
+      </w:r>
+      <w:r>
+        <w:rPr>
+          <w:b/>
+          <w:bCs/>
+        </w:rPr>
+        <w:t>CORREGIR</w:t>
+      </w:r>
     </w:p>
     <w:p>
       <w:r>
@@ -256,11 +258,7 @@
         <w:t xml:space="preserve">- </w:t>
       </w:r>
       <w:r>
-        <w:t xml:space="preserve">Cuando se entra a </w:t>
-      </w:r>
-      <w:proofErr w:type="gramStart"/>
-      <w:r>
-        <w:t xml:space="preserve">ver </w:t>
+        <w:t xml:space="preserve">Cuando se entra a ver </w:t>
       </w:r>
       <w:r>
         <w:t xml:space="preserve"> </w:t>
@@ -268,7 +266,6 @@
       <w:r>
         <w:t>(</w:t>
       </w:r>
-      <w:proofErr w:type="gramEnd"/>
       <w:r>
         <w:t>editar</w:t>
       </w:r>
@@ -299,13 +296,8 @@
     <w:p>
       <w:r>
         <w:tab/>
-        <w:t xml:space="preserve">- Al cargar los datos del Remito asociado, permite modificar el detalle en la factura. </w:t>
-      </w:r>
-      <w:proofErr w:type="gramStart"/>
-      <w:r>
-        <w:t>Se debe deshabilitar la edición???</w:t>
-      </w:r>
-      <w:proofErr w:type="gramEnd"/>
+        <w:t>- Al cargar los datos del Remito asociado, permite modificar el detalle en la factura. Se debe deshabilitar la edición???</w:t>
+      </w:r>
       <w:r>
         <w:t xml:space="preserve"> </w:t>
       </w:r>
@@ -315,6 +307,12 @@
         </w:rPr>
         <w:t>PREGUNTAR</w:t>
       </w:r>
+      <w:r>
+        <w:rPr>
+          <w:shd w:val="clear" w:color="auto" w:fill="F2CEED" w:themeFill="accent5" w:themeFillTint="33"/>
+        </w:rPr>
+        <w:t xml:space="preserve"> (pendiente)</w:t>
+      </w:r>
     </w:p>
     <w:p>
       <w:r>
@@ -375,15 +373,7 @@
         <w:t>. (FR)???</w:t>
       </w:r>
       <w:r>
-        <w:t xml:space="preserve"> </w:t>
-      </w:r>
-      <w:proofErr w:type="gramStart"/>
-      <w:r>
-        <w:t>Pueden</w:t>
-      </w:r>
-      <w:proofErr w:type="gramEnd"/>
-      <w:r>
-        <w:t xml:space="preserve"> haber otros documentos</w:t>
+        <w:t xml:space="preserve"> Pueden haber otros documentos</w:t>
       </w:r>
       <w:r>
         <w:t xml:space="preserve">? </w:t>
@@ -406,6 +396,12 @@
         </w:rPr>
         <w:t>PREGUNTAR</w:t>
       </w:r>
+      <w:r>
+        <w:rPr>
+          <w:shd w:val="clear" w:color="auto" w:fill="F2CEED" w:themeFill="accent5" w:themeFillTint="33"/>
+        </w:rPr>
+        <w:t xml:space="preserve"> con NCR</w:t>
+      </w:r>
     </w:p>
     <w:p>
       <w:r>
@@ -418,15 +414,7 @@
       </w:r>
       <w:proofErr w:type="spellEnd"/>
       <w:r>
-        <w:t xml:space="preserve">. y no lo encuentra, luego no deja escribir otro número, queda deshabilitado el campo. y </w:t>
-      </w:r>
-      <w:proofErr w:type="gramStart"/>
-      <w:r>
-        <w:t>si  el</w:t>
-      </w:r>
-      <w:proofErr w:type="gramEnd"/>
-      <w:r>
-        <w:t xml:space="preserve"> Comp. </w:t>
+        <w:t xml:space="preserve">. y no lo encuentra, luego no deja escribir otro número, queda deshabilitado el campo. y si  el Comp. </w:t>
       </w:r>
       <w:proofErr w:type="spellStart"/>
       <w:r>
@@ -634,21 +622,13 @@
       </w:pPr>
       <w:r>
         <w:tab/>
-        <w:t xml:space="preserve">· CUANDO SE HACE UNA FACTURA (ELECT/MANUAL) Y LA CONDICIÓN ES 'CONTADO' ASIGNA EL MONTO A LOS CAMPOS TOTAL Y ENTREGA Y CUANDO SE HACE UNA </w:t>
-      </w:r>
-      <w:proofErr w:type="gramStart"/>
-      <w:r>
-        <w:t>NCR</w:t>
+        <w:t>· CUANDO SE HACE UNA FACTURA (ELECT/MANUAL) Y LA CONDICIÓN ES 'CONTADO' ASIGNA EL MONTO A LOS CAMPOS TOTAL Y ENTREGA Y CUANDO SE HACE UNA NCR</w:t>
       </w:r>
       <w:r>
         <w:t xml:space="preserve"> </w:t>
       </w:r>
       <w:r>
-        <w:t xml:space="preserve"> DUPLICA</w:t>
-      </w:r>
-      <w:proofErr w:type="gramEnd"/>
-      <w:r>
-        <w:t xml:space="preserve"> EL MONTO EN EL CAMPO 'ENTREGA'.</w:t>
+        <w:t xml:space="preserve"> DUPLICA EL MONTO EN EL CAMPO 'ENTREGA'.</w:t>
       </w:r>
       <w:r>
         <w:rPr>
@@ -662,11 +642,9 @@
       </w:r>
     </w:p>
     <w:p>
-      <w:proofErr w:type="gramStart"/>
       <w:r>
         <w:t>CRITERIO, SI COMPROBANTE ES DE CONTADO, NO MODIFICAR EL VALOR, PERO LAS NCR SUCESIVAS PUEDEN DAR SALDO NEGATIVO, QUE PASA CON ESO?</w:t>
       </w:r>
-      <w:proofErr w:type="gramEnd"/>
       <w:r>
         <w:tab/>
         <w:t xml:space="preserve">· </w:t>
@@ -768,6 +746,20 @@
         </w:rPr>
         <w:t>PREGUNTAR</w:t>
       </w:r>
+      <w:r>
+        <w:rPr>
+          <w:shd w:val="clear" w:color="auto" w:fill="F2CEED" w:themeFill="accent5" w:themeFillTint="33"/>
+        </w:rPr>
+        <w:t xml:space="preserve"> restricciones según el número </w:t>
+      </w:r>
+      <w:proofErr w:type="spellStart"/>
+      <w:r>
+        <w:rPr>
+          <w:shd w:val="clear" w:color="auto" w:fill="F2CEED" w:themeFill="accent5" w:themeFillTint="33"/>
+        </w:rPr>
+        <w:t>electronico</w:t>
+      </w:r>
+      <w:proofErr w:type="spellEnd"/>
     </w:p>
     <w:p>
       <w:r>
@@ -838,6 +830,12 @@
         </w:rPr>
         <w:t>PREGUNTAR</w:t>
       </w:r>
+      <w:r>
+        <w:rPr>
+          <w:shd w:val="clear" w:color="auto" w:fill="F2CEED" w:themeFill="accent5" w:themeFillTint="33"/>
+        </w:rPr>
+        <w:t xml:space="preserve"> (confirmar donde se trabajarán los seriales, la observación no es necesaria)</w:t>
+      </w:r>
     </w:p>
     <w:p>
       <w:r>
@@ -853,15 +851,7 @@
     <w:p>
       <w:r>
         <w:tab/>
-        <w:t xml:space="preserve">- El campo número de comprobante está habilitado para indicar el número manualmente, pero no toma </w:t>
-      </w:r>
-      <w:proofErr w:type="gramStart"/>
-      <w:r>
-        <w:t>este</w:t>
-      </w:r>
-      <w:proofErr w:type="gramEnd"/>
-      <w:r>
-        <w:t xml:space="preserve"> sino que lo determina automáticamente desde el modelo Numero.</w:t>
+        <w:t>- El campo número de comprobante está habilitado para indicar el número manualmente, pero no toma este sino que lo determina automáticamente desde el modelo Numero.</w:t>
       </w:r>
       <w:r>
         <w:t xml:space="preserve"> </w:t>
@@ -891,7 +881,6 @@
     <w:p/>
     <w:p>
       <w:r>
-        <w:lastRenderedPageBreak/>
         <w:tab/>
         <w:t>NOTA DE CRÉDITO (NC) / NOTA DE DÉBITO (ND)</w:t>
       </w:r>
@@ -974,15 +963,7 @@
     <w:p>
       <w:r>
         <w:tab/>
-        <w:t xml:space="preserve">- El campo número de comprobante está habilitado para indicar el número manualmente, pero no toma </w:t>
-      </w:r>
-      <w:proofErr w:type="gramStart"/>
-      <w:r>
-        <w:t>este</w:t>
-      </w:r>
-      <w:proofErr w:type="gramEnd"/>
-      <w:r>
-        <w:t xml:space="preserve"> sino que lo determina automáticamente desde el modelo Numero.</w:t>
+        <w:t>- El campo número de comprobante está habilitado para indicar el número manualmente, pero no toma este sino que lo determina automáticamente desde el modelo Numero.</w:t>
       </w:r>
       <w:r>
         <w:t xml:space="preserve"> </w:t>
@@ -1016,6 +997,12 @@
         </w:rPr>
         <w:t>PREGUNTAR</w:t>
       </w:r>
+      <w:r>
+        <w:rPr>
+          <w:shd w:val="clear" w:color="auto" w:fill="F2CEED" w:themeFill="accent5" w:themeFillTint="33"/>
+        </w:rPr>
+        <w:t xml:space="preserve"> si es posible (no debe permitir eliminar ni modificar cantidad)</w:t>
+      </w:r>
     </w:p>
     <w:p>
       <w:r>
@@ -1031,15 +1018,7 @@
     <w:p>
       <w:r>
         <w:tab/>
-        <w:t xml:space="preserve">- El campo número de comprobante está habilitado para indicar el número manualmente, pero no toma </w:t>
-      </w:r>
-      <w:proofErr w:type="gramStart"/>
-      <w:r>
-        <w:t>este</w:t>
-      </w:r>
-      <w:proofErr w:type="gramEnd"/>
-      <w:r>
-        <w:t xml:space="preserve"> sino que lo determina automáticamente desde el modelo Numero.</w:t>
+        <w:t>- El campo número de comprobante está habilitado para indicar el número manualmente, pero no toma este sino que lo determina automáticamente desde el modelo Numero.</w:t>
       </w:r>
       <w:r>
         <w:t xml:space="preserve"> </w:t>
@@ -1073,6 +1052,26 @@
         </w:rPr>
         <w:t>PREGUNTAR</w:t>
       </w:r>
+      <w:r>
+        <w:rPr>
+          <w:shd w:val="clear" w:color="auto" w:fill="F2CEED" w:themeFill="accent5" w:themeFillTint="33"/>
+        </w:rPr>
+        <w:t xml:space="preserve"> si es posible </w:t>
+      </w:r>
+      <w:proofErr w:type="spellStart"/>
+      <w:r>
+        <w:rPr>
+          <w:shd w:val="clear" w:color="auto" w:fill="F2CEED" w:themeFill="accent5" w:themeFillTint="33"/>
+        </w:rPr>
+        <w:t>idem</w:t>
+      </w:r>
+      <w:proofErr w:type="spellEnd"/>
+      <w:r>
+        <w:rPr>
+          <w:shd w:val="clear" w:color="auto" w:fill="F2CEED" w:themeFill="accent5" w:themeFillTint="33"/>
+        </w:rPr>
+        <w:t xml:space="preserve"> anterior</w:t>
+      </w:r>
     </w:p>
     <w:p>
       <w:r>
@@ -1099,6 +1098,12 @@
         </w:rPr>
         <w:t>PREGUNTAR</w:t>
       </w:r>
+      <w:r>
+        <w:rPr>
+          <w:shd w:val="clear" w:color="auto" w:fill="F2CEED" w:themeFill="accent5" w:themeFillTint="33"/>
+        </w:rPr>
+        <w:t xml:space="preserve"> no debe </w:t>
+      </w:r>
     </w:p>
     <w:p>
       <w:r>
@@ -1107,6 +1112,9 @@
       </w:r>
       <w:r>
         <w:t xml:space="preserve"> A PESA DE QUE HAY DOCUMENTO ASOCIADO</w:t>
+      </w:r>
+      <w:r>
+        <w:t xml:space="preserve"> listo resuelto</w:t>
       </w:r>
     </w:p>
     <w:p/>

--- a/docs/DEPURACIÓN RICARDO.docx
+++ b/docs/DEPURACIÓN RICARDO.docx
@@ -11,6 +11,7 @@
           <w:right w:val="single" w:sz="4" w:space="4" w:color="auto"/>
         </w:pBdr>
         <w:shd w:val="clear" w:color="auto" w:fill="CAEDFB" w:themeFill="accent4" w:themeFillTint="33"/>
+        <w:ind w:left="708" w:hanging="708"/>
       </w:pPr>
       <w:r>
         <w:t>- VENTAS</w:t>
@@ -69,7 +70,11 @@
     <w:p>
       <w:r>
         <w:tab/>
-        <w:t xml:space="preserve">- Facturas: Tomar en cuenta el campo </w:t>
+        <w:t xml:space="preserve">- Facturas: </w:t>
+      </w:r>
+      <w:proofErr w:type="gramStart"/>
+      <w:r>
+        <w:t xml:space="preserve">Tomar en cuenta el campo </w:t>
       </w:r>
       <w:proofErr w:type="spellStart"/>
       <w:r>
@@ -77,7 +82,34 @@
       </w:r>
       <w:proofErr w:type="spellEnd"/>
       <w:r>
-        <w:t xml:space="preserve"> en las búsqueda. ?</w:t>
+        <w:t xml:space="preserve"> en las </w:t>
+      </w:r>
+      <w:proofErr w:type="spellStart"/>
+      <w:r>
+        <w:t>búsqueda</w:t>
+      </w:r>
+      <w:r>
+        <w:t>S</w:t>
+      </w:r>
+      <w:proofErr w:type="spellEnd"/>
+      <w:r>
+        <w:t>?</w:t>
+      </w:r>
+      <w:proofErr w:type="gramEnd"/>
+    </w:p>
+    <w:p>
+      <w:pPr>
+        <w:rPr>
+          <w:b/>
+          <w:bCs/>
+        </w:rPr>
+      </w:pPr>
+      <w:r>
+        <w:rPr>
+          <w:b/>
+          <w:bCs/>
+        </w:rPr>
+        <w:t>POR AHORA SOLO TRAEREMOS LOS ACTIVOS</w:t>
       </w:r>
     </w:p>
     <w:p>
@@ -222,10 +254,7 @@
       </w:pPr>
       <w:r>
         <w:tab/>
-        <w:t xml:space="preserve">  [No, solo a Remito (RF) y Remito Manual (RT)]</w:t>
-      </w:r>
-      <w:r>
-        <w:t xml:space="preserve"> (asociar documentos)</w:t>
+        <w:t xml:space="preserve">  [No, solo a Remito (RF) y Remito Manual (RT)] (asociar documentos)</w:t>
       </w:r>
     </w:p>
     <w:p>
@@ -246,175 +275,173 @@
       </w:pPr>
       <w:r>
         <w:tab/>
-        <w:t xml:space="preserve">  [Si es permitido]</w:t>
-      </w:r>
-      <w:r>
-        <w:t xml:space="preserve"> Mario lo confirmó</w:t>
-      </w:r>
-    </w:p>
-    <w:p>
-      <w:r>
-        <w:tab/>
-        <w:t xml:space="preserve">- </w:t>
-      </w:r>
-      <w:r>
-        <w:t xml:space="preserve">Cuando se entra a ver </w:t>
-      </w:r>
+        <w:t xml:space="preserve">  [Si es permitido] Mario lo confirmó</w:t>
+      </w:r>
+    </w:p>
+    <w:p>
+      <w:r>
+        <w:tab/>
+        <w:t xml:space="preserve">- Cuando se entra a </w:t>
+      </w:r>
+      <w:proofErr w:type="gramStart"/>
+      <w:r>
+        <w:t>ver  (</w:t>
+      </w:r>
+      <w:proofErr w:type="gramEnd"/>
+      <w:r>
+        <w:t xml:space="preserve">editar) un comprobante no muestra el tipo de remito asociado (compro) en el </w:t>
+      </w:r>
+      <w:proofErr w:type="spellStart"/>
+      <w:r>
+        <w:t>combobox</w:t>
+      </w:r>
+      <w:proofErr w:type="spellEnd"/>
+      <w:r>
+        <w:t xml:space="preserve"> (queda vacío).</w:t>
+      </w:r>
+    </w:p>
+    <w:p>
+      <w:r>
+        <w:tab/>
+        <w:t xml:space="preserve">- Al cargar los datos del Remito asociado, permite modificar el detalle en la factura. </w:t>
+      </w:r>
+      <w:proofErr w:type="gramStart"/>
+      <w:r>
+        <w:t>Se debe deshabilitar la edición???</w:t>
+      </w:r>
+      <w:proofErr w:type="gramEnd"/>
       <w:r>
         <w:t xml:space="preserve"> </w:t>
       </w:r>
       <w:r>
-        <w:t>(</w:t>
-      </w:r>
-      <w:r>
-        <w:t>editar</w:t>
-      </w:r>
-      <w:r>
-        <w:t>)</w:t>
+        <w:rPr>
+          <w:shd w:val="clear" w:color="auto" w:fill="F2CEED" w:themeFill="accent5" w:themeFillTint="33"/>
+        </w:rPr>
+        <w:t>PREGUNTAR</w:t>
+      </w:r>
+      <w:r>
+        <w:rPr>
+          <w:shd w:val="clear" w:color="auto" w:fill="F2CEED" w:themeFill="accent5" w:themeFillTint="33"/>
+        </w:rPr>
+        <w:t xml:space="preserve"> (pendiente)</w:t>
+      </w:r>
+    </w:p>
+    <w:p>
+      <w:r>
+        <w:tab/>
+      </w:r>
+    </w:p>
+    <w:p/>
+    <w:p>
+      <w:pPr>
+        <w:rPr>
+          <w:b/>
+          <w:bCs/>
+        </w:rPr>
+      </w:pPr>
+      <w:r>
+        <w:rPr>
+          <w:b/>
+          <w:bCs/>
+        </w:rPr>
+        <w:tab/>
+        <w:t>NOTA DE CRÉDITO/DÉBITO</w:t>
+      </w:r>
+      <w:r>
+        <w:rPr>
+          <w:b/>
+          <w:bCs/>
+        </w:rPr>
+        <w:t xml:space="preserve"> ELECTRÓNICA</w:t>
+      </w:r>
+      <w:r>
+        <w:rPr>
+          <w:b/>
+          <w:bCs/>
+        </w:rPr>
+        <w:t>:</w:t>
+      </w:r>
+    </w:p>
+    <w:p>
+      <w:r>
+        <w:tab/>
+        <w:t xml:space="preserve">- El Comprobante Asociado solo debe ser Factura </w:t>
+      </w:r>
+      <w:proofErr w:type="spellStart"/>
+      <w:r>
+        <w:t>elect</w:t>
+      </w:r>
+      <w:proofErr w:type="spellEnd"/>
+      <w:r>
+        <w:t xml:space="preserve">. (FF) y Factura Remito </w:t>
+      </w:r>
+      <w:proofErr w:type="spellStart"/>
+      <w:r>
+        <w:t>elect</w:t>
+      </w:r>
+      <w:proofErr w:type="spellEnd"/>
+      <w:r>
+        <w:t>. (FR)???</w:t>
       </w:r>
       <w:r>
         <w:t xml:space="preserve"> </w:t>
       </w:r>
-      <w:r>
-        <w:t>un</w:t>
-      </w:r>
-      <w:r>
-        <w:t xml:space="preserve"> comprobante no muestra el tipo de remito asociado (compro) en el </w:t>
+      <w:proofErr w:type="gramStart"/>
+      <w:r>
+        <w:t>Pueden</w:t>
+      </w:r>
+      <w:proofErr w:type="gramEnd"/>
+      <w:r>
+        <w:t xml:space="preserve"> haber otros documentos</w:t>
+      </w:r>
+      <w:r>
+        <w:t xml:space="preserve">? </w:t>
+      </w:r>
+      <w:r>
+        <w:rPr>
+          <w:shd w:val="clear" w:color="auto" w:fill="F2CEED" w:themeFill="accent5" w:themeFillTint="33"/>
+        </w:rPr>
+        <w:t>PREGUNTAR</w:t>
+      </w:r>
+    </w:p>
+    <w:p>
+      <w:r>
+        <w:tab/>
+        <w:t xml:space="preserve">- Como se reversa una nota de débito? </w:t>
+      </w:r>
+      <w:r>
+        <w:rPr>
+          <w:shd w:val="clear" w:color="auto" w:fill="F2CEED" w:themeFill="accent5" w:themeFillTint="33"/>
+        </w:rPr>
+        <w:t>PREGUNTAR</w:t>
+      </w:r>
+      <w:r>
+        <w:rPr>
+          <w:shd w:val="clear" w:color="auto" w:fill="F2CEED" w:themeFill="accent5" w:themeFillTint="33"/>
+        </w:rPr>
+        <w:t xml:space="preserve"> con NCR</w:t>
+      </w:r>
+    </w:p>
+    <w:p>
+      <w:r>
+        <w:tab/>
+        <w:t xml:space="preserve">- Al indicar el número del Comp. </w:t>
       </w:r>
       <w:proofErr w:type="spellStart"/>
       <w:r>
-        <w:t>combobox</w:t>
+        <w:t>Asoc</w:t>
       </w:r>
       <w:proofErr w:type="spellEnd"/>
       <w:r>
-        <w:t xml:space="preserve"> (queda vacío)</w:t>
-      </w:r>
-      <w:r>
-        <w:t>.</w:t>
-      </w:r>
-    </w:p>
-    <w:p>
-      <w:r>
-        <w:tab/>
-        <w:t>- Al cargar los datos del Remito asociado, permite modificar el detalle en la factura. Se debe deshabilitar la edición???</w:t>
-      </w:r>
-      <w:r>
-        <w:t xml:space="preserve"> </w:t>
-      </w:r>
-      <w:r>
-        <w:rPr>
-          <w:shd w:val="clear" w:color="auto" w:fill="F2CEED" w:themeFill="accent5" w:themeFillTint="33"/>
-        </w:rPr>
-        <w:t>PREGUNTAR</w:t>
-      </w:r>
-      <w:r>
-        <w:rPr>
-          <w:shd w:val="clear" w:color="auto" w:fill="F2CEED" w:themeFill="accent5" w:themeFillTint="33"/>
-        </w:rPr>
-        <w:t xml:space="preserve"> (pendiente)</w:t>
-      </w:r>
-    </w:p>
-    <w:p>
-      <w:r>
-        <w:tab/>
-      </w:r>
-    </w:p>
-    <w:p/>
-    <w:p>
-      <w:pPr>
-        <w:rPr>
-          <w:b/>
-          <w:bCs/>
-        </w:rPr>
-      </w:pPr>
-      <w:r>
-        <w:rPr>
-          <w:b/>
-          <w:bCs/>
-        </w:rPr>
-        <w:lastRenderedPageBreak/>
-        <w:tab/>
-        <w:t>NOTA DE CRÉDITO/DÉBITO</w:t>
-      </w:r>
-      <w:r>
-        <w:rPr>
-          <w:b/>
-          <w:bCs/>
-        </w:rPr>
-        <w:t xml:space="preserve"> ELECTRÓNICA</w:t>
-      </w:r>
-      <w:r>
-        <w:rPr>
-          <w:b/>
-          <w:bCs/>
-        </w:rPr>
-        <w:t>:</w:t>
-      </w:r>
-    </w:p>
-    <w:p>
-      <w:r>
-        <w:tab/>
-        <w:t xml:space="preserve">- El Comprobante Asociado solo debe ser Factura </w:t>
-      </w:r>
-      <w:proofErr w:type="spellStart"/>
-      <w:r>
-        <w:t>elect</w:t>
-      </w:r>
-      <w:proofErr w:type="spellEnd"/>
-      <w:r>
-        <w:t xml:space="preserve">. (FF) y Factura Remito </w:t>
-      </w:r>
-      <w:proofErr w:type="spellStart"/>
-      <w:r>
-        <w:t>elect</w:t>
-      </w:r>
-      <w:proofErr w:type="spellEnd"/>
-      <w:r>
-        <w:t>. (FR)???</w:t>
-      </w:r>
-      <w:r>
-        <w:t xml:space="preserve"> Pueden haber otros documentos</w:t>
-      </w:r>
-      <w:r>
-        <w:t xml:space="preserve">? </w:t>
-      </w:r>
-      <w:r>
-        <w:rPr>
-          <w:shd w:val="clear" w:color="auto" w:fill="F2CEED" w:themeFill="accent5" w:themeFillTint="33"/>
-        </w:rPr>
-        <w:t>PREGUNTAR</w:t>
-      </w:r>
-    </w:p>
-    <w:p>
-      <w:r>
-        <w:tab/>
-        <w:t xml:space="preserve">- Como se reversa una nota de débito? </w:t>
-      </w:r>
-      <w:r>
-        <w:rPr>
-          <w:shd w:val="clear" w:color="auto" w:fill="F2CEED" w:themeFill="accent5" w:themeFillTint="33"/>
-        </w:rPr>
-        <w:t>PREGUNTAR</w:t>
-      </w:r>
-      <w:r>
-        <w:rPr>
-          <w:shd w:val="clear" w:color="auto" w:fill="F2CEED" w:themeFill="accent5" w:themeFillTint="33"/>
-        </w:rPr>
-        <w:t xml:space="preserve"> con NCR</w:t>
-      </w:r>
-    </w:p>
-    <w:p>
-      <w:r>
-        <w:tab/>
-        <w:t xml:space="preserve">- Al indicar el número del Comp. </w:t>
-      </w:r>
-      <w:proofErr w:type="spellStart"/>
-      <w:r>
-        <w:t>Asoc</w:t>
-      </w:r>
-      <w:proofErr w:type="spellEnd"/>
-      <w:r>
-        <w:t xml:space="preserve">. y no lo encuentra, luego no deja escribir otro número, queda deshabilitado el campo. y si  el Comp. </w:t>
+        <w:t xml:space="preserve">. y no lo encuentra, luego no deja escribir otro número, queda deshabilitado el campo. y </w:t>
+      </w:r>
+      <w:proofErr w:type="gramStart"/>
+      <w:r>
+        <w:t>si  el</w:t>
+      </w:r>
+      <w:proofErr w:type="gramEnd"/>
+      <w:r>
+        <w:t xml:space="preserve"> Comp. </w:t>
       </w:r>
       <w:proofErr w:type="spellStart"/>
       <w:r>
@@ -622,13 +649,21 @@
       </w:pPr>
       <w:r>
         <w:tab/>
-        <w:t>· CUANDO SE HACE UNA FACTURA (ELECT/MANUAL) Y LA CONDICIÓN ES 'CONTADO' ASIGNA EL MONTO A LOS CAMPOS TOTAL Y ENTREGA Y CUANDO SE HACE UNA NCR</w:t>
+        <w:t xml:space="preserve">· CUANDO SE HACE UNA FACTURA (ELECT/MANUAL) Y LA CONDICIÓN ES 'CONTADO' ASIGNA EL MONTO A LOS CAMPOS TOTAL Y ENTREGA Y CUANDO SE HACE UNA </w:t>
+      </w:r>
+      <w:proofErr w:type="gramStart"/>
+      <w:r>
+        <w:t>NCR</w:t>
       </w:r>
       <w:r>
         <w:t xml:space="preserve"> </w:t>
       </w:r>
       <w:r>
-        <w:t xml:space="preserve"> DUPLICA EL MONTO EN EL CAMPO 'ENTREGA'.</w:t>
+        <w:t xml:space="preserve"> DUPLICA</w:t>
+      </w:r>
+      <w:proofErr w:type="gramEnd"/>
+      <w:r>
+        <w:t xml:space="preserve"> EL MONTO EN EL CAMPO 'ENTREGA'.</w:t>
       </w:r>
       <w:r>
         <w:rPr>
@@ -642,9 +677,12 @@
       </w:r>
     </w:p>
     <w:p>
-      <w:r>
+      <w:proofErr w:type="gramStart"/>
+      <w:r>
+        <w:lastRenderedPageBreak/>
         <w:t>CRITERIO, SI COMPROBANTE ES DE CONTADO, NO MODIFICAR EL VALOR, PERO LAS NCR SUCESIVAS PUEDEN DAR SALDO NEGATIVO, QUE PASA CON ESO?</w:t>
       </w:r>
+      <w:proofErr w:type="gramEnd"/>
       <w:r>
         <w:tab/>
         <w:t xml:space="preserve">· </w:t>
@@ -851,7 +889,15 @@
     <w:p>
       <w:r>
         <w:tab/>
-        <w:t>- El campo número de comprobante está habilitado para indicar el número manualmente, pero no toma este sino que lo determina automáticamente desde el modelo Numero.</w:t>
+        <w:t xml:space="preserve">- El campo número de comprobante está habilitado para indicar el número manualmente, pero no toma </w:t>
+      </w:r>
+      <w:proofErr w:type="gramStart"/>
+      <w:r>
+        <w:t>este</w:t>
+      </w:r>
+      <w:proofErr w:type="gramEnd"/>
+      <w:r>
+        <w:t xml:space="preserve"> sino que lo determina automáticamente desde el modelo Numero.</w:t>
       </w:r>
       <w:r>
         <w:t xml:space="preserve"> </w:t>
@@ -869,6 +915,7 @@
         <w:shd w:val="clear" w:color="auto" w:fill="D9F2D0" w:themeFill="accent6" w:themeFillTint="33"/>
       </w:pPr>
       <w:r>
+        <w:lastRenderedPageBreak/>
         <w:tab/>
         <w:t>- Al crear uno nuevo y la condición de venta es 'Contado' el campo estado tiene el valor 'C' y debería ser vacío (valor por defecto según modelo).</w:t>
       </w:r>
@@ -963,7 +1010,15 @@
     <w:p>
       <w:r>
         <w:tab/>
-        <w:t>- El campo número de comprobante está habilitado para indicar el número manualmente, pero no toma este sino que lo determina automáticamente desde el modelo Numero.</w:t>
+        <w:t xml:space="preserve">- El campo número de comprobante está habilitado para indicar el número manualmente, pero no toma </w:t>
+      </w:r>
+      <w:proofErr w:type="gramStart"/>
+      <w:r>
+        <w:t>este</w:t>
+      </w:r>
+      <w:proofErr w:type="gramEnd"/>
+      <w:r>
+        <w:t xml:space="preserve"> sino que lo determina automáticamente desde el modelo Numero.</w:t>
       </w:r>
       <w:r>
         <w:t xml:space="preserve"> </w:t>
@@ -1018,7 +1073,15 @@
     <w:p>
       <w:r>
         <w:tab/>
-        <w:t>- El campo número de comprobante está habilitado para indicar el número manualmente, pero no toma este sino que lo determina automáticamente desde el modelo Numero.</w:t>
+        <w:t xml:space="preserve">- El campo número de comprobante está habilitado para indicar el número manualmente, pero no toma </w:t>
+      </w:r>
+      <w:proofErr w:type="gramStart"/>
+      <w:r>
+        <w:t>este</w:t>
+      </w:r>
+      <w:proofErr w:type="gramEnd"/>
+      <w:r>
+        <w:t xml:space="preserve"> sino que lo determina automáticamente desde el modelo Numero.</w:t>
       </w:r>
       <w:r>
         <w:t xml:space="preserve"> </w:t>
@@ -1120,13 +1183,30 @@
     <w:p/>
     <w:p>
       <w:r>
+        <w:lastRenderedPageBreak/>
         <w:t>Recibo.</w:t>
       </w:r>
     </w:p>
+    <w:p>
+      <w:r>
+        <w:t>VALIDAR QUE LA CAJA ESTE ABIERTA Y ACTIVA</w:t>
+      </w:r>
+    </w:p>
+    <w:p>
+      <w:r>
+        <w:t>AGREGAR EL CAMPO COMPENSA_FACTURA</w:t>
+      </w:r>
+    </w:p>
     <w:p/>
+    <w:p/>
     <w:p>
       <w:r>
         <w:t>Presupuesto.</w:t>
+      </w:r>
+    </w:p>
+    <w:p>
+      <w:r>
+        <w:t>NO GRABA</w:t>
       </w:r>
     </w:p>
     <w:p/>
@@ -1171,6 +1251,11 @@
     <w:p>
       <w:r>
         <w:t>- CAJA</w:t>
+      </w:r>
+    </w:p>
+    <w:p>
+      <w:r>
+        <w:t>LOS MENSAJES DE CAJA APARECEN COMO WARNING, MODIFICAR</w:t>
       </w:r>
     </w:p>
     <w:p>

--- a/docs/DEPURACIÓN RICARDO.docx
+++ b/docs/DEPURACIÓN RICARDO.docx
@@ -68,9 +68,14 @@
       </w:r>
     </w:p>
     <w:p>
-      <w:r>
-        <w:tab/>
-        <w:t xml:space="preserve">- Facturas: </w:t>
+      <w:pPr>
+        <w:shd w:val="clear" w:color="auto" w:fill="D9F2D0" w:themeFill="accent6" w:themeFillTint="33"/>
+      </w:pPr>
+      <w:r>
+        <w:t>*</w:t>
+      </w:r>
+      <w:r>
+        <w:t xml:space="preserve"> Facturas: </w:t>
       </w:r>
       <w:proofErr w:type="gramStart"/>
       <w:r>
@@ -139,25 +144,38 @@
     <w:p>
       <w:r>
         <w:tab/>
+      </w:r>
+      <w:r>
+        <w:rPr>
+          <w:shd w:val="clear" w:color="auto" w:fill="D9F2D0" w:themeFill="accent6" w:themeFillTint="33"/>
+        </w:rPr>
         <w:t xml:space="preserve">- Al Editar un comprobante desde el listado de comprobantes hay que deshabilitar el botón </w:t>
       </w:r>
       <w:r>
         <w:rPr>
           <w:b/>
           <w:bCs/>
+          <w:shd w:val="clear" w:color="auto" w:fill="D9F2D0" w:themeFill="accent6" w:themeFillTint="33"/>
         </w:rPr>
         <w:t>Actualizar</w:t>
       </w:r>
       <w:r>
+        <w:rPr>
+          <w:shd w:val="clear" w:color="auto" w:fill="D9F2D0" w:themeFill="accent6" w:themeFillTint="33"/>
+        </w:rPr>
         <w:t>, porque al pulsarlo da error.</w:t>
       </w:r>
       <w:r>
+        <w:rPr>
+          <w:shd w:val="clear" w:color="auto" w:fill="D9F2D0" w:themeFill="accent6" w:themeFillTint="33"/>
+        </w:rPr>
         <w:t xml:space="preserve"> </w:t>
       </w:r>
       <w:r>
         <w:rPr>
           <w:b/>
           <w:bCs/>
+          <w:shd w:val="clear" w:color="auto" w:fill="D9F2D0" w:themeFill="accent6" w:themeFillTint="33"/>
         </w:rPr>
         <w:t>CORREGIR</w:t>
       </w:r>
@@ -363,6 +381,9 @@
       </w:r>
     </w:p>
     <w:p>
+      <w:pPr>
+        <w:shd w:val="clear" w:color="auto" w:fill="D9F2D0" w:themeFill="accent6" w:themeFillTint="33"/>
+      </w:pPr>
       <w:r>
         <w:tab/>
         <w:t xml:space="preserve">- El Comprobante Asociado solo debe ser Factura </w:t>
@@ -401,10 +422,13 @@
         <w:rPr>
           <w:shd w:val="clear" w:color="auto" w:fill="F2CEED" w:themeFill="accent5" w:themeFillTint="33"/>
         </w:rPr>
-        <w:t>PREGUNTAR</w:t>
-      </w:r>
-    </w:p>
-    <w:p>
+        <w:t>Se resolvió con los documentos asociados</w:t>
+      </w:r>
+    </w:p>
+    <w:p>
+      <w:pPr>
+        <w:shd w:val="clear" w:color="auto" w:fill="D9F2D0" w:themeFill="accent6" w:themeFillTint="33"/>
+      </w:pPr>
       <w:r>
         <w:tab/>
         <w:t xml:space="preserve">- Como se reversa una nota de débito? </w:t>
@@ -413,13 +437,7 @@
         <w:rPr>
           <w:shd w:val="clear" w:color="auto" w:fill="F2CEED" w:themeFill="accent5" w:themeFillTint="33"/>
         </w:rPr>
-        <w:t>PREGUNTAR</w:t>
-      </w:r>
-      <w:r>
-        <w:rPr>
-          <w:shd w:val="clear" w:color="auto" w:fill="F2CEED" w:themeFill="accent5" w:themeFillTint="33"/>
-        </w:rPr>
-        <w:t xml:space="preserve"> con NCR</w:t>
+        <w:t>con NCR</w:t>
       </w:r>
     </w:p>
     <w:p>
@@ -465,14 +483,36 @@
     <w:p>
       <w:r>
         <w:tab/>
+      </w:r>
+      <w:r>
+        <w:rPr>
+          <w:shd w:val="clear" w:color="auto" w:fill="D9F2D0" w:themeFill="accent6" w:themeFillTint="33"/>
+        </w:rPr>
         <w:t>- Si se intenta guardar (Botón Guardar) y no se ha agregado ningún detalle, no deja guardar el comprobante (eso es correcto) pero debería notificarse</w:t>
       </w:r>
       <w:r>
+        <w:rPr>
+          <w:shd w:val="clear" w:color="auto" w:fill="D9F2D0" w:themeFill="accent6" w:themeFillTint="33"/>
+        </w:rPr>
         <w:t xml:space="preserve">.  </w:t>
       </w:r>
       <w:r>
-        <w:tab/>
-        <w:t xml:space="preserve">  con un mensaje al usuario. Además, si se han agregado seriales y se borra alguno antes de guardar, al volver renderizar el formulario por el error,</w:t>
+        <w:rPr>
+          <w:shd w:val="clear" w:color="auto" w:fill="D9F2D0" w:themeFill="accent6" w:themeFillTint="33"/>
+        </w:rPr>
+        <w:tab/>
+        <w:t xml:space="preserve">  con un mensaje al usuario</w:t>
+      </w:r>
+      <w:r>
+        <w:t xml:space="preserve">. </w:t>
+      </w:r>
+    </w:p>
+    <w:p>
+      <w:pPr>
+        <w:shd w:val="clear" w:color="auto" w:fill="D9F2D0" w:themeFill="accent6" w:themeFillTint="33"/>
+      </w:pPr>
+      <w:r>
+        <w:t>Además, si se han agregado seriales y se borra alguno antes de guardar, al volver renderizar el formulario por el error,</w:t>
       </w:r>
       <w:r>
         <w:t xml:space="preserve"> </w:t>
@@ -1188,11 +1228,17 @@
       </w:r>
     </w:p>
     <w:p>
+      <w:pPr>
+        <w:shd w:val="clear" w:color="auto" w:fill="D9F2D0" w:themeFill="accent6" w:themeFillTint="33"/>
+      </w:pPr>
       <w:r>
         <w:t>VALIDAR QUE LA CAJA ESTE ABIERTA Y ACTIVA</w:t>
       </w:r>
     </w:p>
     <w:p>
+      <w:pPr>
+        <w:shd w:val="clear" w:color="auto" w:fill="D9F2D0" w:themeFill="accent6" w:themeFillTint="33"/>
+      </w:pPr>
       <w:r>
         <w:t>AGREGAR EL CAMPO COMPENSA_FACTURA</w:t>
       </w:r>
@@ -1205,6 +1251,9 @@
       </w:r>
     </w:p>
     <w:p>
+      <w:pPr>
+        <w:shd w:val="clear" w:color="auto" w:fill="D9F2D0" w:themeFill="accent6" w:themeFillTint="33"/>
+      </w:pPr>
       <w:r>
         <w:t>NO GRABA</w:t>
       </w:r>
@@ -1254,6 +1303,9 @@
       </w:r>
     </w:p>
     <w:p>
+      <w:pPr>
+        <w:shd w:val="clear" w:color="auto" w:fill="D9F2D0" w:themeFill="accent6" w:themeFillTint="33"/>
+      </w:pPr>
       <w:r>
         <w:t>LOS MENSAJES DE CAJA APARECEN COMO WARNING, MODIFICAR</w:t>
       </w:r>
